--- a/ove/public/docs/apply/ove75-kvalifikatsiya-draft.docx
+++ b/ove/public/docs/apply/ove75-kvalifikatsiya-draft.docx
@@ -8,7 +8,7 @@
           <w:color w:val="888888"/>
           <w:sz w:val="18"/>
         </w:rPr>
-        <w:t xml:space="preserve">ЧЕРНОВИК для внутреннего согласования · разделы с плейсхолдерами заполняет команда</w:t>
+        <w:t xml:space="preserve">ЧЕРНОВИК для внутреннего согласования · разделы с плейсхолдерами заполняет команда · ЭТУ СТРОКУ УДАЛИТЬ</w:t>
       </w:r>
     </w:p>
     <w:p>
@@ -86,7 +86,7 @@
         <w:rPr>
           <w:sz w:val="20"/>
         </w:rPr>
-        <w:t xml:space="preserve">Технологическое сопровождение — привлечённый партнёр с действующим опытом медной металлургии (готов участвовать в проекте от Базового инжиниринга до гарантийных испытаний; сведения и референсы — по запросу организатора; письмо-обязательство предоставляется при необходимости). Дополнительно: изготовитель оборудования электролиза Jiangxi Tianxin Metallurgical Equipment (референсы и контакты подтверждены), резервные инжиниринговые институты КНР полного цикла.</w:t>
+        <w:t xml:space="preserve">Технологическое сопровождение — привлечённый партнёр с действующим опытом медной металлургии (готов участвовать в проекте от Базового инжиниринга до гарантийных испытаний; сведения и референсы — по запросу организатора; письмо-обязательство предоставляется при необходимости). Дополнительно привлекаются изготовители оборудования электролиза с подтверждёнными референсами действующих производств, а при необходимости — инжиниринговые организации полного цикла; перечень, референсы и контакты предоставляются по запросу организатора.</w:t>
       </w:r>
     </w:p>
     <w:p>
@@ -110,6 +110,14 @@
       </w:r>
     </w:p>
     <w:p>
+      <w:r>
+        <w:rPr>
+          <w:sz w:val="20"/>
+        </w:rPr>
+        <w:t xml:space="preserve">ЦИМ: [используемое ПО, форматы (IFC), специалисты и опыт выпуска моделей LOD/LOI].</w:t>
+      </w:r>
+    </w:p>
+    <w:p>
       <w:pPr>
         <w:pStyle w:val="Heading2"/>
       </w:pPr>
@@ -127,6 +135,66 @@
           <w:sz w:val="20"/>
         </w:rPr>
         <w:t xml:space="preserve">[таблица ключевого персонала: роль, Ф.И.О., опыт, аттестации — заполняет команда]</w:t>
+      </w:r>
+    </w:p>
+    <w:p>
+      <w:pPr>
+        <w:pStyle w:val="Heading2"/>
+      </w:pPr>
+      <w:r>
+        <w:rPr>
+          <w:b/>
+          <w:sz w:val="25"/>
+        </w:rPr>
+        <w:t xml:space="preserve">6. Разрешительные документы</w:t>
+      </w:r>
+    </w:p>
+    <w:p>
+      <w:r>
+        <w:rPr>
+          <w:sz w:val="20"/>
+        </w:rPr>
+        <w:t xml:space="preserve">[выписка из реестра членов СРО проектировщиков — номер, дата; иные допуски по перечню организатора]</w:t>
+      </w:r>
+    </w:p>
+    <w:p>
+      <w:pPr>
+        <w:pStyle w:val="Heading2"/>
+      </w:pPr>
+      <w:r>
+        <w:rPr>
+          <w:b/>
+          <w:sz w:val="25"/>
+        </w:rPr>
+        <w:t xml:space="preserve">7. Система менеджмента качества</w:t>
+      </w:r>
+    </w:p>
+    <w:p>
+      <w:r>
+        <w:rPr>
+          <w:sz w:val="20"/>
+        </w:rPr>
+        <w:t xml:space="preserve">[сертификат ISO 9001 / процедуры нормоконтроля и верификации расчётов]</w:t>
+      </w:r>
+    </w:p>
+    <w:p>
+      <w:pPr>
+        <w:pStyle w:val="Heading2"/>
+      </w:pPr>
+      <w:r>
+        <w:rPr>
+          <w:b/>
+          <w:sz w:val="25"/>
+        </w:rPr>
+        <w:t xml:space="preserve">8. Декларации участника</w:t>
+      </w:r>
+    </w:p>
+    <w:p>
+      <w:r>
+        <w:rPr>
+          <w:sz w:val="20"/>
+        </w:rPr>
+        <w:t xml:space="preserve">[не в стадии ликвидации/банкротства, отсутствие в РНП, отсутствие налоговой задолженности — по формам организатора]</w:t>
       </w:r>
     </w:p>
     <w:sectPr>

--- a/ove/public/docs/apply/ove75-kvalifikatsiya-draft.docx
+++ b/ove/public/docs/apply/ove75-kvalifikatsiya-draft.docx
@@ -60,7 +60,7 @@
           <w:color w:val="595959"/>
           <w:sz w:val="20"/>
         </w:rPr>
-        <w:t xml:space="preserve">К конкурсной процедуре по Базовому инжинирингу КГМК.ОВЭ-75 · 27.08.2026</w:t>
+        <w:t xml:space="preserve">К конкурсной процедуре по Базовому инжинирингу КГМК.ОВЭ-75 · 28.08.2026</w:t>
       </w:r>
     </w:p>
     <w:p>

--- a/ove/public/docs/apply/ove75-kvalifikatsiya-draft.docx
+++ b/ove/public/docs/apply/ove75-kvalifikatsiya-draft.docx
@@ -60,7 +60,7 @@
           <w:color w:val="595959"/>
           <w:sz w:val="20"/>
         </w:rPr>
-        <w:t xml:space="preserve">К конкурсной процедуре по Базовому инжинирингу КГМК.ОВЭ-75 · 28.08.2026</w:t>
+        <w:t xml:space="preserve">К конкурсной процедуре по Базовому инжинирингу КГМК.ОВЭ-75 · 01.09.2026</w:t>
       </w:r>
     </w:p>
     <w:p>

--- a/ove/public/docs/apply/ove75-kvalifikatsiya-draft.docx
+++ b/ove/public/docs/apply/ove75-kvalifikatsiya-draft.docx
@@ -60,7 +60,7 @@
           <w:color w:val="595959"/>
           <w:sz w:val="20"/>
         </w:rPr>
-        <w:t xml:space="preserve">К конкурсной процедуре по Базовому инжинирингу КГМК.ОВЭ-75 · 01.09.2026</w:t>
+        <w:t xml:space="preserve">К конкурсной процедуре по Базовому инжинирингу КГМК.ОВЭ-75 · 02.09.2026</w:t>
       </w:r>
     </w:p>
     <w:p>
